--- a/docs/downloads/john-nelson-darby/سينوبسيس-العهد-الجديد-رسائل-يوحنا/doc_0387.docx
+++ b/docs/downloads/john-nelson-darby/سينوبسيس-العهد-الجديد-رسائل-يوحنا/doc_0387.docx
@@ -49,21 +49,79 @@
     <w:p>
       <w:pPr>
         <w:rPr>
+          <w:rStyle w:val="Hyperlink"/>
           <w:rtl/>
           <w:lang w:bidi="ar-LB"/>
         </w:rPr>
       </w:pPr>
-      <w:hyperlink r:id="rId8" w:history="1">
-        <w:r>
-          <w:rPr>
-            <w:rStyle w:val="Hyperlink"/>
-            <w:rFonts w:hint="cs"/>
-            <w:rtl/>
-            <w:lang w:bidi="ar-LB"/>
-          </w:rPr>
-          <w:t>إصحاح 14</w:t>
-        </w:r>
-      </w:hyperlink>
+      <w:r>
+        <w:rPr>
+          <w:rtl/>
+          <w:lang w:bidi="ar-LB"/>
+        </w:rPr>
+        <w:fldChar w:fldCharType="begin"/>
+      </w:r>
+      <w:r>
+        <w:rPr>
+          <w:rFonts w:hint="cs"/>
+          <w:lang w:bidi="ar-LB"/>
+        </w:rPr>
+        <w:instrText>HYPERLINK</w:instrText>
+      </w:r>
+      <w:r>
+        <w:rPr>
+          <w:rFonts w:hint="cs"/>
+          <w:rtl/>
+          <w:lang w:bidi="ar-LB"/>
+        </w:rPr>
+        <w:instrText xml:space="preserve"> "</w:instrText>
+      </w:r>
+      <w:r>
+        <w:rPr>
+          <w:rFonts w:hint="cs"/>
+          <w:lang w:bidi="ar-LB"/>
+        </w:rPr>
+        <w:instrText>https://www.bibelkommentare.de/kommentare/k-1283/betrachtung-ueber-offenbarung-synopsis/kapitel-17</w:instrText>
+      </w:r>
+      <w:r>
+        <w:rPr>
+          <w:rFonts w:hint="cs"/>
+          <w:rtl/>
+          <w:lang w:bidi="ar-LB"/>
+        </w:rPr>
+        <w:instrText>"</w:instrText>
+      </w:r>
+      <w:r>
+        <w:rPr>
+          <w:rtl/>
+          <w:lang w:bidi="ar-LB"/>
+        </w:rPr>
+      </w:r>
+      <w:r>
+        <w:rPr>
+          <w:rtl/>
+          <w:lang w:bidi="ar-LB"/>
+        </w:rPr>
+        <w:fldChar w:fldCharType="separate"/>
+      </w:r>
+      <w:r>
+        <w:rPr>
+          <w:rStyle w:val="Hyperlink"/>
+          <w:rFonts w:hint="cs"/>
+          <w:rtl/>
+          <w:lang w:bidi="ar-LB"/>
+        </w:rPr>
+        <w:t xml:space="preserve">إصحاح </w:t>
+      </w:r>
+      <w:r>
+        <w:rPr>
+          <w:rStyle w:val="Hyperlink"/>
+          <w:rFonts w:hint="cs"/>
+          <w:rtl/>
+          <w:lang w:bidi="ar-LB"/>
+        </w:rPr>
+        <w:t>17</w:t>
+      </w:r>
     </w:p>
     <w:p>
       <w:pPr>
@@ -74,50 +132,26 @@
       </w:pPr>
       <w:r>
         <w:rPr>
-          <w:rFonts w:hint="cs"/>
-          <w:rtl/>
-          <w:lang w:bidi="ar-LB"/>
-        </w:rPr>
-        <w:t xml:space="preserve">وما يرينا إياه هنا هو كيف هو تعامل الله مع الشر، ولكنه يعترف بالبقية قبل ذلك ويضعها جانبًا. هذه البقية هي من ضمن كل الأرض المتجددة؛ فهي تظهر في المكان الذي سيشكل مركز المُلك والمجد الذي سيظهر عندها على الأرض </w:t>
-      </w:r>
-      <w:r>
-        <w:rPr>
-          <w:rtl/>
-          <w:lang w:bidi="ar-LB"/>
-        </w:rPr>
-        <w:t>–</w:t>
-      </w:r>
-      <w:r>
-        <w:rPr>
-          <w:rFonts w:hint="cs"/>
-          <w:rtl/>
-          <w:lang w:bidi="ar-LB"/>
-        </w:rPr>
-        <w:t xml:space="preserve"> على جبل صهيون، والذي من هناك سيحكم الخروف. الذين هم من البقية هذه ستكون على جباههم اسمه واسم أبيه، هذا معناه أنهم باعترافهم العلني بالله وبالخروف هم كانوا شهودًا لاسمهما وكانوا مرغمين بأن يجتازوا في الآلام المشابهة بآلام المسيح التي احتملها في حياته، بحيث أنه اعترف بأنه أبوه؛ إلا أنهم لم يعانوا من الموت. </w:t>
-      </w:r>
-      <w:r>
-        <w:rPr>
-          <w:rFonts w:hint="cs"/>
-          <w:rtl/>
-          <w:lang w:bidi="ar-LB"/>
-        </w:rPr>
-        <w:t>ونحن لا نرى فيهم الكنيسة، ليس مَن تعيّنوا للسماء؛ وكل ما نراه فيهم هو بداية جديدة، بركة أرض تحررت في باكوراتها، أي في الذين تألموا لأجل الشهادة التي شهدوا بها عنها. السماء تعبّر عن هذا الأمر بصوت يشبه ضجيج مياه كثيرة ومثل دحرجة الرعد العالي، ولكنها بنفس الوقت تشهد بفرحها؛ لأن الصوت كمغنّي القيثارات. ترنيمة جديدة تُسمَع أمام العرش والكائنات الحية والشيوخ. وحقيقة حدوث ذلك هو هنا أهمية الموضوع. في الإصحاح الـ5 كان ترنيم في السماء ومن السماء</w:t>
-      </w:r>
-      <w:r>
-        <w:rPr>
-          <w:rFonts w:hint="cs"/>
-          <w:rtl/>
-          <w:lang w:bidi="ar-LB"/>
-        </w:rPr>
-        <w:t xml:space="preserve"> والذي كان مرتبط بالفداء؛ وقد أُشير إلى المفديين كملوك وكهنة. وهنا كذلك أيضًا الحديث هو عن الفداء، ولكنه فداء، اقتناء ارتباطه هو ببركات أرضية، وليس بالملوكية والكهنوتية فوق في السماء؛ كما والترنيمة التي الكلام عنها هنا كانت بمسامع سكان السماء وأمام العرش. </w:t>
-      </w:r>
-      <w:r>
-        <w:rPr>
-          <w:rFonts w:hint="cs"/>
-          <w:rtl/>
-          <w:lang w:bidi="ar-LB"/>
-        </w:rPr>
-        <w:t>فصلة السماء صلة مباشرة بالترنيمة. أنها مرتبطة بنصرة على سلطان الشر التي تم الفوز بها من بعد احتمال صبور للألم.</w:t>
+          <w:rtl/>
+          <w:lang w:bidi="ar-LB"/>
+        </w:rPr>
+        <w:fldChar w:fldCharType="end"/>
+      </w:r>
+      <w:r>
+        <w:rPr>
+          <w:rFonts w:hint="cs"/>
+          <w:rtl/>
+          <w:lang w:bidi="ar-LB"/>
+        </w:rPr>
+        <w:t>أول شيء هنا تُذكر ميزات بابلون. فكما هو مع الوحش هكذا هنا أيضًا يوجد موضوع واحد ووحيد فقط، الذي ستقع عليه الدينونة؛ أما في مفهوم أخلاقي فبابلون هي أهم وبالغة الأهمية أكثر من باقي مواضيع الدينونة. فطابع بابلون العام هو ذلك الذي لعابدة الأوثان تلك العظيمة والفعالة والتي أتت بحشد الشعوب تحت سلطة تأثيرها؛ من ثم يُقال عنها أيضًا بأن ملوك الأرض عاشروها عِشرة تستحق الإدانة في أنهم غازلوها لإظهار إحسانها لهم، بينما الساكنون على الأرض فقد فقدوا ذهنهم بتأثيرها الفاسد والمُسكِر الذي مارسته. فالميزات العامة المعطاة هي واضحة جدًا حتى نميز</w:t>
+      </w:r>
+      <w:r>
+        <w:rPr>
+          <w:rFonts w:hint="cs"/>
+          <w:rtl/>
+          <w:lang w:bidi="ar-LB"/>
+        </w:rPr>
+        <w:t xml:space="preserve"> النظام الروماني والبابوي.</w:t>
       </w:r>
     </w:p>
     <w:p>
@@ -133,60 +167,68 @@
           <w:rtl/>
           <w:lang w:bidi="ar-LB"/>
         </w:rPr>
-        <w:t>إ</w:t>
-      </w:r>
-      <w:r>
-        <w:rPr>
-          <w:rFonts w:hint="cs"/>
-          <w:rtl/>
-          <w:lang w:bidi="ar-LB"/>
-        </w:rPr>
-        <w:t>ن ما يميز هذه البقية بشكل خاص هو بأنها حفظت نفسها طاهرة من كل ما أحاط بها من نجاسة. فلقد اجتازت في ضيقات وغلبت فيها وبالتالي هي في صلة مباشرة مع الغالبين الذين في السماء. فالترنيمة المسموعة هنا هي، وكما تمت الإشارة، ليست تلك الترنيمة التي تتكلم عن الاقتناء، إلا أنه يُتمجّد فيها نُصرة تم الفوز بها مباشرة أمام أبواب الموت، وإن لم يكن الموت هو الذي عانوا منه. هذه الترنيمة لا أحد يمكنه تعلمها إلا الذين تشاركوا بالآلام التي احتملها الخروف على الأرض، والذين أيضًا سيكونون</w:t>
-      </w:r>
-      <w:r>
-        <w:rPr>
-          <w:rFonts w:hint="cs"/>
-          <w:rtl/>
-          <w:lang w:bidi="ar-LB"/>
-        </w:rPr>
-        <w:t xml:space="preserve"> شركاء</w:t>
-      </w:r>
-      <w:r>
-        <w:rPr>
-          <w:rFonts w:hint="cs"/>
-          <w:rtl/>
-          <w:lang w:bidi="ar-LB"/>
-        </w:rPr>
-        <w:t xml:space="preserve"> في الحُكم الملكي للخروف على الأرض</w:t>
-      </w:r>
-      <w:r>
-        <w:rPr>
-          <w:rFonts w:hint="cs"/>
-          <w:rtl/>
-          <w:lang w:bidi="ar-LB"/>
-        </w:rPr>
-        <w:t xml:space="preserve">؛ فهم كانوا قد سبق وتبعوه، وهكذا أيضًا سيتبعونه الآن إلى حيثما ذهب. هم باكورة الحالة الجديدة التي ستحدث على الأرض. وهم حفظوا أنفسهم أنقياء </w:t>
-      </w:r>
-      <w:r>
-        <w:rPr>
-          <w:rFonts w:hint="cs"/>
-          <w:rtl/>
-          <w:lang w:bidi="ar-LB"/>
-        </w:rPr>
-        <w:t>وقتما فسُد</w:t>
-      </w:r>
-      <w:r>
-        <w:rPr>
-          <w:rFonts w:hint="cs"/>
-          <w:rtl/>
-          <w:lang w:bidi="ar-LB"/>
-        </w:rPr>
-        <w:t xml:space="preserve"> الجميع. هم عذارى. ولم يكونوا من الذين أحبوا الكذب وفعلوه أو تعمدوه. وقد بقيوا محفوظين من كل فساد وزيف واعترفوا علانية بالحق. إنهم ليس لهم مكان في السماء، ولكنهم بلا لوم وهم يشاركون الآن مكانة ومجد الخروف على الأرض، بمرافقته وهو يكشف عن هذا المجد أينما ذهب. فما أن يُقام الملكوت فلن يعود هنالك أي مكان لكل ما يُدعى هنا بامتيازات. عندها سيكون متأخرًا ليظهروا الأمانة بالطريقة التي فعلها أولئك.</w:t>
+        <w:t>وفيما تبقى من الإصحاح لنا تفاصيل تقربنا من الموضوع بذاته. فهنالك نرى امرأة، نظام ديني، راكب على وحش قرمزي اللون (لون قيصري). المرأة متسربلة بطريقة بهية، بكرامة قيصرية، وهي تحمل كل يمنحه المجد البشري وزينته، ولها في يدها كأس كثيرة لثمن مملوة فسقًا من الأوثان. إن كلمة "رجس" تُشير ببساطة إلى أصنام، وعبارة "</w:t>
+      </w:r>
+      <w:r>
+        <w:rPr>
+          <w:rtl/>
+          <w:lang w:bidi="ar-LB"/>
+        </w:rPr>
+        <w:t>نَجَاسَاتِ زِنَاهَا</w:t>
+      </w:r>
+      <w:r>
+        <w:rPr>
+          <w:rFonts w:hint="cs"/>
+          <w:rtl/>
+          <w:lang w:bidi="ar-LB"/>
+        </w:rPr>
+        <w:t>" هي كل الفساد الرهيب الذي يصاحب عبادة الأوثان. كأسها ملآنة منه. إنها في البرية، حيث لا يوجد أي ينابيع من الله. فهي ليست أرض الله، وليس موضع سماوي. فمن جانب الفهم الروحي على جبينها تحمل طابعها، والذي لن يُميّز ويُفهم إلا إن عرف المرء بأن يفسره روحيًا. إنه طابع مدينة الفساد العظيمة، مصدر كل إغواء</w:t>
+      </w:r>
+      <w:r>
+        <w:rPr>
+          <w:rFonts w:hint="cs"/>
+          <w:rtl/>
+          <w:lang w:bidi="ar-LB"/>
+        </w:rPr>
+        <w:t xml:space="preserve"> فعال</w:t>
+      </w:r>
+      <w:r>
+        <w:rPr>
+          <w:rFonts w:hint="cs"/>
+          <w:rtl/>
+          <w:lang w:bidi="ar-LB"/>
+        </w:rPr>
+        <w:t xml:space="preserve"> مسلّط على الإنسان </w:t>
+      </w:r>
+      <w:r>
+        <w:rPr>
+          <w:rFonts w:hint="cs"/>
+          <w:rtl/>
+          <w:lang w:bidi="ar-LB"/>
+        </w:rPr>
+        <w:t>وكل عبادة أصنام تسود في الأرض. إننا نميز هنا، بكلمة واحدة، البابوية. غير أن هذا ليس كل شيء. ففيها نجد أيضًا كل دم القديسين؛ فهي اضطهدت وقتلت مَن فرح الله بهم، وشهدوا عن يسوع</w:t>
+      </w:r>
+      <w:r>
+        <w:rPr>
+          <w:rStyle w:val="FootnoteReference"/>
+          <w:rtl/>
+          <w:lang w:bidi="ar-LB"/>
+        </w:rPr>
+        <w:footnoteReference w:id="1"/>
+      </w:r>
+      <w:r>
+        <w:rPr>
+          <w:rFonts w:hint="cs"/>
+          <w:rtl/>
+          <w:lang w:bidi="ar-LB"/>
+        </w:rPr>
+        <w:t>. فالنبي في تلك اللحظة مندهش إلى أقصى حد؛ لأن الذي قُدم له ليراه هو ما قد صار خرج من الكنيسة.</w:t>
       </w:r>
     </w:p>
     <w:p>
       <w:pPr>
         <w:rPr>
+          <w:rtl/>
           <w:lang w:bidi="ar-LB"/>
         </w:rPr>
       </w:pPr>
@@ -196,72 +238,69 @@
           <w:rtl/>
           <w:lang w:bidi="ar-LB"/>
         </w:rPr>
-        <w:t>هنا تظهر صلة بالقديسين السماويين لم نرها لدى الجموع بلباسه</w:t>
-      </w:r>
-      <w:r>
-        <w:rPr>
-          <w:rFonts w:hint="cs"/>
-          <w:rtl/>
-          <w:lang w:bidi="ar-LB"/>
-        </w:rPr>
-        <w:t>م</w:t>
-      </w:r>
-      <w:r>
-        <w:rPr>
-          <w:rFonts w:hint="cs"/>
-          <w:rtl/>
-          <w:lang w:bidi="ar-LB"/>
-        </w:rPr>
-        <w:t xml:space="preserve"> الأبيض في إصحاح 7. فمَن ذُكروا أخيرًا وقفوا أمام العرش والخروف. إن كل مَن كانوا منهم هم أمام عرش الله، يتعبدون في هيكله والخروف سيعزيهم. هنا بالمقابل إن كان في السبيل الذي على الغالبين السير فيه، وأيضًا في المكانة التي صارت من نصيبهم جراء ذلك، تظهر</w:t>
-      </w:r>
-      <w:r>
-        <w:rPr>
-          <w:rtl/>
-          <w:lang w:bidi="ar-LB"/>
-        </w:rPr>
-        <w:t xml:space="preserve"> صلة</w:t>
-      </w:r>
-      <w:r>
-        <w:rPr>
-          <w:rFonts w:hint="cs"/>
-          <w:rtl/>
-          <w:lang w:bidi="ar-LB"/>
-        </w:rPr>
-        <w:t xml:space="preserve"> خاصة بالخروف كما يظهر على الأرض. إنها البقية التي نجدها في المزامير (بالأخص في مزمور 1 </w:t>
-      </w:r>
-      <w:r>
-        <w:rPr>
-          <w:rtl/>
-          <w:lang w:bidi="ar-LB"/>
-        </w:rPr>
-        <w:t>–</w:t>
-      </w:r>
-      <w:r>
-        <w:rPr>
-          <w:rFonts w:hint="cs"/>
-          <w:rtl/>
-          <w:lang w:bidi="ar-LB"/>
-        </w:rPr>
-        <w:t xml:space="preserve"> 41). ولكن مع أنهم مع الملك عند ظهوره على الأرض، إلا أنهم سيكونون قد افتُدوا من بين الناس، قبل أن يجيء المسيح إلى الأرض، والترنيمة التي يتعلمون ترنيمها، سيرنمها الشيوخ والكائنات </w:t>
-      </w:r>
-      <w:hyperlink r:id="rId9" w:anchor=":~:text=Sie%20sind%20nicht%20bei%20ihnen%2C" w:history="1">
-        <w:r>
-          <w:rPr>
-            <w:rStyle w:val="Hyperlink"/>
-            <w:rFonts w:hint="cs"/>
-            <w:rtl/>
-            <w:lang w:bidi="ar-LB"/>
-          </w:rPr>
-          <w:t>الحية</w:t>
-        </w:r>
-      </w:hyperlink>
-      <w:r>
-        <w:rPr>
-          <w:rFonts w:hint="cs"/>
-          <w:rtl/>
-          <w:lang w:bidi="ar-LB"/>
-        </w:rPr>
-        <w:t>.</w:t>
+        <w:t xml:space="preserve">من ثم يصف الملاك الوحشَ التي تركبه المرأة. فلقد كان هكذا، وتوقف عن وجوده وها هو الآن يصعد ثانية من المنابع الشيطانية مباشرة؛ فهو يصعد من الهاوية. فالمملكة الرومانية المختفية عن المشهد ستكون عند ظهورها ثانية بحسب طبيعتها مجدفة على الله وشيطانية وستمضي إلى الهلاك في طابعها هذا؛ غير أن (ما عدا المختارون) جميع الذين على الأرض سيكون متعجبين جدًا عند رؤيتهم الوحش، الذي كان، لم يعُد له وجود ولن يعود ثانية. </w:t>
+      </w:r>
+      <w:r>
+        <w:rPr>
+          <w:rFonts w:hint="cs"/>
+          <w:rtl/>
+          <w:lang w:bidi="ar-LB"/>
+        </w:rPr>
+        <w:t>إن وصف أملاك يعطينا بأن نميّز في الوحش دون أي تعب المملكة الرومانية أو اللاتينية، غير أننا علينا أن ننتبه، بأنه سيعود في ظهوره أكثر بصورة رسمية. غير أن روما في العدد 9 يُشار إليها بأكثر تحديد: "السبع رؤوس هي سبع جبال"؛ إنها مدينة السبع تلال. نعم، والبلاغات لا زالت مستمرة. الوحش كان السلطة الحاكمة، التي كانت قائمة حينما حدثت نبوءة يوحنا، فخمسة من قواته الحاكمة أو هيئات حكمه كانت قد سقطت، وكانت واحدة هناك، وواحدة ستأتي لفترة قصيرة، ومن ثم سيظهر "الوحش من الهاوية" أي المملكة في هيئتها الشيطانية الأخيرة، وستُباد. إن الهيئة الحاكمة الأخيرة هي ليست جديدة؛ فهي ثامنة من أصل "السبعة". بحسبما أراه فقد كانت الأولى نابليون وحكمه القصير هو الهيئة السابعة للمملكة، بحيث أننا في انتظار ظهور الأخيرة الآن. فمع أن الوحش هو قيصري، إلا أنه يحمل عشرة قرون، والتي تمثل عشرة ممالك مختلفة. كل واحدة منها لها سلطتها الخاصة بها</w:t>
+      </w:r>
+      <w:r>
+        <w:rPr>
+          <w:rFonts w:hint="cs"/>
+          <w:rtl/>
+          <w:lang w:bidi="ar-LB"/>
+        </w:rPr>
+        <w:t>، وذلك لذات الفترة التي للوحش. غير أن جميعها تسلم سلطتها للوحش ويحاربون المسيح، المرفوض على الأرض؛ ولكنه سيغلبهم.</w:t>
+      </w:r>
+      <w:r>
+        <w:rPr>
+          <w:rFonts w:hint="cs"/>
+          <w:rtl/>
+          <w:lang w:bidi="ar-LB"/>
+        </w:rPr>
+        <w:t xml:space="preserve"> لأنه مهما كان مرفوضًا إلا أن أعلى سلطة هي له، وهنالك آخرون آتون معه، وهم ليسوا ملائكة فقط، وإنما مدعوون، أي بمعنى قديسون.</w:t>
+      </w:r>
+    </w:p>
+    <w:p>
+      <w:pPr>
+        <w:rPr>
+          <w:lang w:bidi="ar-LB"/>
+        </w:rPr>
+      </w:pPr>
+      <w:r>
+        <w:rPr>
+          <w:rFonts w:hint="cs"/>
+          <w:rtl/>
+          <w:lang w:bidi="ar-LB"/>
+        </w:rPr>
+        <w:t>من ثم تُضاف أيضًا بعض التفاصيل. المياه التي تجلس عليها الزانية تعني بحسب تفسير الملاك شعوب، جموع من الشعوب، أمم وألسن، هذا يعني جموع شعوب الأرض بحسب فصائلهم المختلفة. من ثم يقول، بأن العشرة قرون، أو الممالك المرتبطة بالوحش، كما وحتى الوحش بحد ذاته يكرهون الزانية، وينهشون بلحمها ويحرقونها بالنار؛ وفي نحو آخر هم يسلبون منها أولاً قوتها وسمنتها ومن ثم يبيدونها؛ لأن الله بذاته أعطاهم في قلبهم بأن يسلموا سلطتها الملكية للوحش المجدف على الله، "</w:t>
+      </w:r>
+      <w:r>
+        <w:rPr>
+          <w:rtl/>
+          <w:lang w:bidi="ar-LB"/>
+        </w:rPr>
+        <w:t>حَتَّى تُكْمَلَ أَقْوَالُ اللهِ.</w:t>
+      </w:r>
+      <w:r>
+        <w:rPr>
+          <w:rFonts w:hint="cs"/>
+          <w:rtl/>
+          <w:lang w:bidi="ar-LB"/>
+        </w:rPr>
+        <w:t>". وأخيرًا يقول لنا بوضوح</w:t>
+      </w:r>
+      <w:r>
+        <w:rPr>
+          <w:rFonts w:hint="cs"/>
+          <w:rtl/>
+          <w:lang w:bidi="ar-LB"/>
+        </w:rPr>
+        <w:t xml:space="preserve"> بأن المرأة (ليس "الزانية"، فإنها التي ستبيدها، لها طابع وثني، وإنما "المرأة")، التي ستأخذ هذه المكانة وهي راكبة على الوحش هي روما. إن كل محتوى الإصحاح 17 مكتوب بطريقة وصفية.</w:t>
       </w:r>
     </w:p>
     <w:sectPr>
@@ -318,6 +357,83 @@
       </w:pPr>
       <w:r>
         <w:continuationSeparator/>
+      </w:r>
+    </w:p>
+  </w:footnote>
+  <w:footnote w:id="1">
+    <w:p>
+      <w:pPr>
+        <w:pStyle w:val="FootnoteText"/>
+        <w:rPr>
+          <w:b/>
+          <w:bCs/>
+          <w:sz w:val="26"/>
+          <w:szCs w:val="26"/>
+        </w:rPr>
+      </w:pPr>
+      <w:r>
+        <w:rPr>
+          <w:rStyle w:val="FootnoteReference"/>
+          <w:b/>
+          <w:bCs/>
+          <w:sz w:val="26"/>
+          <w:szCs w:val="26"/>
+        </w:rPr>
+        <w:footnoteRef/>
+      </w:r>
+      <w:r>
+        <w:rPr>
+          <w:b/>
+          <w:bCs/>
+          <w:sz w:val="26"/>
+          <w:szCs w:val="26"/>
+          <w:rtl/>
+        </w:rPr>
+        <w:t xml:space="preserve"> </w:t>
+      </w:r>
+      <w:r>
+        <w:rPr>
+          <w:rFonts w:hint="cs"/>
+          <w:b/>
+          <w:bCs/>
+          <w:sz w:val="26"/>
+          <w:szCs w:val="26"/>
+          <w:rtl/>
+        </w:rPr>
+        <w:t>إنه لأمر ملفت بأن ديانة متشكلة من هيئات ظاهرة معتمدة من جهة تعيينها على أقوال قديمة يتركها مَن حصلوا على الحق لأجل الحق، هي المحرضة المنتظمة والمعتادة على الاضطهادات على الرغم من إمكانيتها في استخدام الآخرين لتنفيذها. هذا ما حدث مع اليهود وهذا ما</w:t>
+      </w:r>
+      <w:r>
+        <w:rPr>
+          <w:rFonts w:hint="cs"/>
+          <w:b/>
+          <w:bCs/>
+          <w:sz w:val="26"/>
+          <w:szCs w:val="26"/>
+          <w:rtl/>
+        </w:rPr>
+        <w:t xml:space="preserve"> قد</w:t>
+      </w:r>
+      <w:r>
+        <w:rPr>
+          <w:rFonts w:hint="cs"/>
+          <w:b/>
+          <w:bCs/>
+          <w:sz w:val="26"/>
+          <w:szCs w:val="26"/>
+          <w:rtl/>
+        </w:rPr>
+        <w:t xml:space="preserve"> تكرر حدوثه في تاريخ العالم العام. إن ديانة كهذه دائمًا ما ستكون ديانة باطلة</w:t>
+      </w:r>
+      <w:r>
+        <w:rPr>
+          <w:rFonts w:hint="cs"/>
+          <w:b/>
+          <w:bCs/>
+          <w:sz w:val="26"/>
+          <w:szCs w:val="26"/>
+          <w:rtl/>
+        </w:rPr>
+        <w:t xml:space="preserve"> بالنظر إلى الحق، حتى وإن كانت لا تزال تحتفظ بأفراد وربما بحقائق هامة. فالحقائق التي تختبر القلب وطاعته غير متوفرة فيها.</w:t>
       </w:r>
     </w:p>
   </w:footnote>

--- a/docs/downloads/john-nelson-darby/سينوبسيس-العهد-الجديد-رسائل-يوحنا/doc_0387.docx
+++ b/docs/downloads/john-nelson-darby/سينوبسيس-العهد-الجديد-رسائل-يوحنا/doc_0387.docx
@@ -49,79 +49,21 @@
     <w:p>
       <w:pPr>
         <w:rPr>
-          <w:rStyle w:val="Hyperlink"/>
           <w:rtl/>
           <w:lang w:bidi="ar-LB"/>
         </w:rPr>
       </w:pPr>
-      <w:r>
-        <w:rPr>
-          <w:rtl/>
-          <w:lang w:bidi="ar-LB"/>
-        </w:rPr>
-        <w:fldChar w:fldCharType="begin"/>
-      </w:r>
-      <w:r>
-        <w:rPr>
-          <w:rFonts w:hint="cs"/>
-          <w:lang w:bidi="ar-LB"/>
-        </w:rPr>
-        <w:instrText>HYPERLINK</w:instrText>
-      </w:r>
-      <w:r>
-        <w:rPr>
-          <w:rFonts w:hint="cs"/>
-          <w:rtl/>
-          <w:lang w:bidi="ar-LB"/>
-        </w:rPr>
-        <w:instrText xml:space="preserve"> "</w:instrText>
-      </w:r>
-      <w:r>
-        <w:rPr>
-          <w:rFonts w:hint="cs"/>
-          <w:lang w:bidi="ar-LB"/>
-        </w:rPr>
-        <w:instrText>https://www.bibelkommentare.de/kommentare/k-1283/betrachtung-ueber-offenbarung-synopsis/kapitel-17</w:instrText>
-      </w:r>
-      <w:r>
-        <w:rPr>
-          <w:rFonts w:hint="cs"/>
-          <w:rtl/>
-          <w:lang w:bidi="ar-LB"/>
-        </w:rPr>
-        <w:instrText>"</w:instrText>
-      </w:r>
-      <w:r>
-        <w:rPr>
-          <w:rtl/>
-          <w:lang w:bidi="ar-LB"/>
-        </w:rPr>
-      </w:r>
-      <w:r>
-        <w:rPr>
-          <w:rtl/>
-          <w:lang w:bidi="ar-LB"/>
-        </w:rPr>
-        <w:fldChar w:fldCharType="separate"/>
-      </w:r>
-      <w:r>
-        <w:rPr>
-          <w:rStyle w:val="Hyperlink"/>
-          <w:rFonts w:hint="cs"/>
-          <w:rtl/>
-          <w:lang w:bidi="ar-LB"/>
-        </w:rPr>
-        <w:t xml:space="preserve">إصحاح </w:t>
-      </w:r>
-      <w:r>
-        <w:rPr>
-          <w:rStyle w:val="Hyperlink"/>
-          <w:rFonts w:hint="cs"/>
-          <w:rtl/>
-          <w:lang w:bidi="ar-LB"/>
-        </w:rPr>
-        <w:t>17</w:t>
-      </w:r>
+      <w:hyperlink r:id="rId8" w:history="1">
+        <w:r>
+          <w:rPr>
+            <w:rStyle w:val="Hyperlink"/>
+            <w:rFonts w:hint="cs"/>
+            <w:rtl/>
+            <w:lang w:bidi="ar-LB"/>
+          </w:rPr>
+          <w:t>إصحاح 14</w:t>
+        </w:r>
+      </w:hyperlink>
     </w:p>
     <w:p>
       <w:pPr>
@@ -132,26 +74,50 @@
       </w:pPr>
       <w:r>
         <w:rPr>
-          <w:rtl/>
-          <w:lang w:bidi="ar-LB"/>
-        </w:rPr>
-        <w:fldChar w:fldCharType="end"/>
-      </w:r>
-      <w:r>
-        <w:rPr>
-          <w:rFonts w:hint="cs"/>
-          <w:rtl/>
-          <w:lang w:bidi="ar-LB"/>
-        </w:rPr>
-        <w:t>أول شيء هنا تُذكر ميزات بابلون. فكما هو مع الوحش هكذا هنا أيضًا يوجد موضوع واحد ووحيد فقط، الذي ستقع عليه الدينونة؛ أما في مفهوم أخلاقي فبابلون هي أهم وبالغة الأهمية أكثر من باقي مواضيع الدينونة. فطابع بابلون العام هو ذلك الذي لعابدة الأوثان تلك العظيمة والفعالة والتي أتت بحشد الشعوب تحت سلطة تأثيرها؛ من ثم يُقال عنها أيضًا بأن ملوك الأرض عاشروها عِشرة تستحق الإدانة في أنهم غازلوها لإظهار إحسانها لهم، بينما الساكنون على الأرض فقد فقدوا ذهنهم بتأثيرها الفاسد والمُسكِر الذي مارسته. فالميزات العامة المعطاة هي واضحة جدًا حتى نميز</w:t>
-      </w:r>
-      <w:r>
-        <w:rPr>
-          <w:rFonts w:hint="cs"/>
-          <w:rtl/>
-          <w:lang w:bidi="ar-LB"/>
-        </w:rPr>
-        <w:t xml:space="preserve"> النظام الروماني والبابوي.</w:t>
+          <w:rFonts w:hint="cs"/>
+          <w:rtl/>
+          <w:lang w:bidi="ar-LB"/>
+        </w:rPr>
+        <w:t xml:space="preserve">وما يرينا إياه هنا هو كيف هو تعامل الله مع الشر، ولكنه يعترف بالبقية قبل ذلك ويضعها جانبًا. هذه البقية هي من ضمن كل الأرض المتجددة؛ فهي تظهر في المكان الذي سيشكل مركز المُلك والمجد الذي سيظهر عندها على الأرض </w:t>
+      </w:r>
+      <w:r>
+        <w:rPr>
+          <w:rtl/>
+          <w:lang w:bidi="ar-LB"/>
+        </w:rPr>
+        <w:t>–</w:t>
+      </w:r>
+      <w:r>
+        <w:rPr>
+          <w:rFonts w:hint="cs"/>
+          <w:rtl/>
+          <w:lang w:bidi="ar-LB"/>
+        </w:rPr>
+        <w:t xml:space="preserve"> على جبل صهيون، والذي من هناك سيحكم الخروف. الذين هم من البقية هذه ستكون على جباههم اسمه واسم أبيه، هذا معناه أنهم باعترافهم العلني بالله وبالخروف هم كانوا شهودًا لاسمهما وكانوا مرغمين بأن يجتازوا في الآلام المشابهة بآلام المسيح التي احتملها في حياته، بحيث أنه اعترف بأنه أبوه؛ إلا أنهم لم يعانوا من الموت. </w:t>
+      </w:r>
+      <w:r>
+        <w:rPr>
+          <w:rFonts w:hint="cs"/>
+          <w:rtl/>
+          <w:lang w:bidi="ar-LB"/>
+        </w:rPr>
+        <w:t>ونحن لا نرى فيهم الكنيسة، ليس مَن تعيّنوا للسماء؛ وكل ما نراه فيهم هو بداية جديدة، بركة أرض تحررت في باكوراتها، أي في الذين تألموا لأجل الشهادة التي شهدوا بها عنها. السماء تعبّر عن هذا الأمر بصوت يشبه ضجيج مياه كثيرة ومثل دحرجة الرعد العالي، ولكنها بنفس الوقت تشهد بفرحها؛ لأن الصوت كمغنّي القيثارات. ترنيمة جديدة تُسمَع أمام العرش والكائنات الحية والشيوخ. وحقيقة حدوث ذلك هو هنا أهمية الموضوع. في الإصحاح الـ5 كان ترنيم في السماء ومن السماء</w:t>
+      </w:r>
+      <w:r>
+        <w:rPr>
+          <w:rFonts w:hint="cs"/>
+          <w:rtl/>
+          <w:lang w:bidi="ar-LB"/>
+        </w:rPr>
+        <w:t xml:space="preserve"> والذي كان مرتبط بالفداء؛ وقد أُشير إلى المفديين كملوك وكهنة. وهنا كذلك أيضًا الحديث هو عن الفداء، ولكنه فداء، اقتناء ارتباطه هو ببركات أرضية، وليس بالملوكية والكهنوتية فوق في السماء؛ كما والترنيمة التي الكلام عنها هنا كانت بمسامع سكان السماء وأمام العرش. </w:t>
+      </w:r>
+      <w:r>
+        <w:rPr>
+          <w:rFonts w:hint="cs"/>
+          <w:rtl/>
+          <w:lang w:bidi="ar-LB"/>
+        </w:rPr>
+        <w:t>فصلة السماء صلة مباشرة بالترنيمة. أنها مرتبطة بنصرة على سلطان الشر التي تم الفوز بها من بعد احتمال صبور للألم.</w:t>
       </w:r>
     </w:p>
     <w:p>
@@ -167,68 +133,60 @@
           <w:rtl/>
           <w:lang w:bidi="ar-LB"/>
         </w:rPr>
-        <w:t>وفيما تبقى من الإصحاح لنا تفاصيل تقربنا من الموضوع بذاته. فهنالك نرى امرأة، نظام ديني، راكب على وحش قرمزي اللون (لون قيصري). المرأة متسربلة بطريقة بهية، بكرامة قيصرية، وهي تحمل كل يمنحه المجد البشري وزينته، ولها في يدها كأس كثيرة لثمن مملوة فسقًا من الأوثان. إن كلمة "رجس" تُشير ببساطة إلى أصنام، وعبارة "</w:t>
-      </w:r>
-      <w:r>
-        <w:rPr>
-          <w:rtl/>
-          <w:lang w:bidi="ar-LB"/>
-        </w:rPr>
-        <w:t>نَجَاسَاتِ زِنَاهَا</w:t>
-      </w:r>
-      <w:r>
-        <w:rPr>
-          <w:rFonts w:hint="cs"/>
-          <w:rtl/>
-          <w:lang w:bidi="ar-LB"/>
-        </w:rPr>
-        <w:t>" هي كل الفساد الرهيب الذي يصاحب عبادة الأوثان. كأسها ملآنة منه. إنها في البرية، حيث لا يوجد أي ينابيع من الله. فهي ليست أرض الله، وليس موضع سماوي. فمن جانب الفهم الروحي على جبينها تحمل طابعها، والذي لن يُميّز ويُفهم إلا إن عرف المرء بأن يفسره روحيًا. إنه طابع مدينة الفساد العظيمة، مصدر كل إغواء</w:t>
-      </w:r>
-      <w:r>
-        <w:rPr>
-          <w:rFonts w:hint="cs"/>
-          <w:rtl/>
-          <w:lang w:bidi="ar-LB"/>
-        </w:rPr>
-        <w:t xml:space="preserve"> فعال</w:t>
-      </w:r>
-      <w:r>
-        <w:rPr>
-          <w:rFonts w:hint="cs"/>
-          <w:rtl/>
-          <w:lang w:bidi="ar-LB"/>
-        </w:rPr>
-        <w:t xml:space="preserve"> مسلّط على الإنسان </w:t>
-      </w:r>
-      <w:r>
-        <w:rPr>
-          <w:rFonts w:hint="cs"/>
-          <w:rtl/>
-          <w:lang w:bidi="ar-LB"/>
-        </w:rPr>
-        <w:t>وكل عبادة أصنام تسود في الأرض. إننا نميز هنا، بكلمة واحدة، البابوية. غير أن هذا ليس كل شيء. ففيها نجد أيضًا كل دم القديسين؛ فهي اضطهدت وقتلت مَن فرح الله بهم، وشهدوا عن يسوع</w:t>
-      </w:r>
-      <w:r>
-        <w:rPr>
-          <w:rStyle w:val="FootnoteReference"/>
-          <w:rtl/>
-          <w:lang w:bidi="ar-LB"/>
-        </w:rPr>
-        <w:footnoteReference w:id="1"/>
-      </w:r>
-      <w:r>
-        <w:rPr>
-          <w:rFonts w:hint="cs"/>
-          <w:rtl/>
-          <w:lang w:bidi="ar-LB"/>
-        </w:rPr>
-        <w:t>. فالنبي في تلك اللحظة مندهش إلى أقصى حد؛ لأن الذي قُدم له ليراه هو ما قد صار خرج من الكنيسة.</w:t>
+        <w:t>إ</w:t>
+      </w:r>
+      <w:r>
+        <w:rPr>
+          <w:rFonts w:hint="cs"/>
+          <w:rtl/>
+          <w:lang w:bidi="ar-LB"/>
+        </w:rPr>
+        <w:t>ن ما يميز هذه البقية بشكل خاص هو بأنها حفظت نفسها طاهرة من كل ما أحاط بها من نجاسة. فلقد اجتازت في ضيقات وغلبت فيها وبالتالي هي في صلة مباشرة مع الغالبين الذين في السماء. فالترنيمة المسموعة هنا هي، وكما تمت الإشارة، ليست تلك الترنيمة التي تتكلم عن الاقتناء، إلا أنه يُتمجّد فيها نُصرة تم الفوز بها مباشرة أمام أبواب الموت، وإن لم يكن الموت هو الذي عانوا منه. هذه الترنيمة لا أحد يمكنه تعلمها إلا الذين تشاركوا بالآلام التي احتملها الخروف على الأرض، والذين أيضًا سيكونون</w:t>
+      </w:r>
+      <w:r>
+        <w:rPr>
+          <w:rFonts w:hint="cs"/>
+          <w:rtl/>
+          <w:lang w:bidi="ar-LB"/>
+        </w:rPr>
+        <w:t xml:space="preserve"> شركاء</w:t>
+      </w:r>
+      <w:r>
+        <w:rPr>
+          <w:rFonts w:hint="cs"/>
+          <w:rtl/>
+          <w:lang w:bidi="ar-LB"/>
+        </w:rPr>
+        <w:t xml:space="preserve"> في الحُكم الملكي للخروف على الأرض</w:t>
+      </w:r>
+      <w:r>
+        <w:rPr>
+          <w:rFonts w:hint="cs"/>
+          <w:rtl/>
+          <w:lang w:bidi="ar-LB"/>
+        </w:rPr>
+        <w:t xml:space="preserve">؛ فهم كانوا قد سبق وتبعوه، وهكذا أيضًا سيتبعونه الآن إلى حيثما ذهب. هم باكورة الحالة الجديدة التي ستحدث على الأرض. وهم حفظوا أنفسهم أنقياء </w:t>
+      </w:r>
+      <w:r>
+        <w:rPr>
+          <w:rFonts w:hint="cs"/>
+          <w:rtl/>
+          <w:lang w:bidi="ar-LB"/>
+        </w:rPr>
+        <w:t>وقتما فسُد</w:t>
+      </w:r>
+      <w:r>
+        <w:rPr>
+          <w:rFonts w:hint="cs"/>
+          <w:rtl/>
+          <w:lang w:bidi="ar-LB"/>
+        </w:rPr>
+        <w:t xml:space="preserve"> الجميع. هم عذارى. ولم يكونوا من الذين أحبوا الكذب وفعلوه أو تعمدوه. وقد بقيوا محفوظين من كل فساد وزيف واعترفوا علانية بالحق. إنهم ليس لهم مكان في السماء، ولكنهم بلا لوم وهم يشاركون الآن مكانة ومجد الخروف على الأرض، بمرافقته وهو يكشف عن هذا المجد أينما ذهب. فما أن يُقام الملكوت فلن يعود هنالك أي مكان لكل ما يُدعى هنا بامتيازات. عندها سيكون متأخرًا ليظهروا الأمانة بالطريقة التي فعلها أولئك.</w:t>
       </w:r>
     </w:p>
     <w:p>
       <w:pPr>
         <w:rPr>
-          <w:rtl/>
           <w:lang w:bidi="ar-LB"/>
         </w:rPr>
       </w:pPr>
@@ -238,69 +196,72 @@
           <w:rtl/>
           <w:lang w:bidi="ar-LB"/>
         </w:rPr>
-        <w:t xml:space="preserve">من ثم يصف الملاك الوحشَ التي تركبه المرأة. فلقد كان هكذا، وتوقف عن وجوده وها هو الآن يصعد ثانية من المنابع الشيطانية مباشرة؛ فهو يصعد من الهاوية. فالمملكة الرومانية المختفية عن المشهد ستكون عند ظهورها ثانية بحسب طبيعتها مجدفة على الله وشيطانية وستمضي إلى الهلاك في طابعها هذا؛ غير أن (ما عدا المختارون) جميع الذين على الأرض سيكون متعجبين جدًا عند رؤيتهم الوحش، الذي كان، لم يعُد له وجود ولن يعود ثانية. </w:t>
-      </w:r>
-      <w:r>
-        <w:rPr>
-          <w:rFonts w:hint="cs"/>
-          <w:rtl/>
-          <w:lang w:bidi="ar-LB"/>
-        </w:rPr>
-        <w:t>إن وصف أملاك يعطينا بأن نميّز في الوحش دون أي تعب المملكة الرومانية أو اللاتينية، غير أننا علينا أن ننتبه، بأنه سيعود في ظهوره أكثر بصورة رسمية. غير أن روما في العدد 9 يُشار إليها بأكثر تحديد: "السبع رؤوس هي سبع جبال"؛ إنها مدينة السبع تلال. نعم، والبلاغات لا زالت مستمرة. الوحش كان السلطة الحاكمة، التي كانت قائمة حينما حدثت نبوءة يوحنا، فخمسة من قواته الحاكمة أو هيئات حكمه كانت قد سقطت، وكانت واحدة هناك، وواحدة ستأتي لفترة قصيرة، ومن ثم سيظهر "الوحش من الهاوية" أي المملكة في هيئتها الشيطانية الأخيرة، وستُباد. إن الهيئة الحاكمة الأخيرة هي ليست جديدة؛ فهي ثامنة من أصل "السبعة". بحسبما أراه فقد كانت الأولى نابليون وحكمه القصير هو الهيئة السابعة للمملكة، بحيث أننا في انتظار ظهور الأخيرة الآن. فمع أن الوحش هو قيصري، إلا أنه يحمل عشرة قرون، والتي تمثل عشرة ممالك مختلفة. كل واحدة منها لها سلطتها الخاصة بها</w:t>
-      </w:r>
-      <w:r>
-        <w:rPr>
-          <w:rFonts w:hint="cs"/>
-          <w:rtl/>
-          <w:lang w:bidi="ar-LB"/>
-        </w:rPr>
-        <w:t>، وذلك لذات الفترة التي للوحش. غير أن جميعها تسلم سلطتها للوحش ويحاربون المسيح، المرفوض على الأرض؛ ولكنه سيغلبهم.</w:t>
-      </w:r>
-      <w:r>
-        <w:rPr>
-          <w:rFonts w:hint="cs"/>
-          <w:rtl/>
-          <w:lang w:bidi="ar-LB"/>
-        </w:rPr>
-        <w:t xml:space="preserve"> لأنه مهما كان مرفوضًا إلا أن أعلى سلطة هي له، وهنالك آخرون آتون معه، وهم ليسوا ملائكة فقط، وإنما مدعوون، أي بمعنى قديسون.</w:t>
-      </w:r>
-    </w:p>
-    <w:p>
-      <w:pPr>
-        <w:rPr>
-          <w:lang w:bidi="ar-LB"/>
-        </w:rPr>
-      </w:pPr>
-      <w:r>
-        <w:rPr>
-          <w:rFonts w:hint="cs"/>
-          <w:rtl/>
-          <w:lang w:bidi="ar-LB"/>
-        </w:rPr>
-        <w:t>من ثم تُضاف أيضًا بعض التفاصيل. المياه التي تجلس عليها الزانية تعني بحسب تفسير الملاك شعوب، جموع من الشعوب، أمم وألسن، هذا يعني جموع شعوب الأرض بحسب فصائلهم المختلفة. من ثم يقول، بأن العشرة قرون، أو الممالك المرتبطة بالوحش، كما وحتى الوحش بحد ذاته يكرهون الزانية، وينهشون بلحمها ويحرقونها بالنار؛ وفي نحو آخر هم يسلبون منها أولاً قوتها وسمنتها ومن ثم يبيدونها؛ لأن الله بذاته أعطاهم في قلبهم بأن يسلموا سلطتها الملكية للوحش المجدف على الله، "</w:t>
-      </w:r>
-      <w:r>
-        <w:rPr>
-          <w:rtl/>
-          <w:lang w:bidi="ar-LB"/>
-        </w:rPr>
-        <w:t>حَتَّى تُكْمَلَ أَقْوَالُ اللهِ.</w:t>
-      </w:r>
-      <w:r>
-        <w:rPr>
-          <w:rFonts w:hint="cs"/>
-          <w:rtl/>
-          <w:lang w:bidi="ar-LB"/>
-        </w:rPr>
-        <w:t>". وأخيرًا يقول لنا بوضوح</w:t>
-      </w:r>
-      <w:r>
-        <w:rPr>
-          <w:rFonts w:hint="cs"/>
-          <w:rtl/>
-          <w:lang w:bidi="ar-LB"/>
-        </w:rPr>
-        <w:t xml:space="preserve"> بأن المرأة (ليس "الزانية"، فإنها التي ستبيدها، لها طابع وثني، وإنما "المرأة")، التي ستأخذ هذه المكانة وهي راكبة على الوحش هي روما. إن كل محتوى الإصحاح 17 مكتوب بطريقة وصفية.</w:t>
+        <w:t>هنا تظهر صلة بالقديسين السماويين لم نرها لدى الجموع بلباسه</w:t>
+      </w:r>
+      <w:r>
+        <w:rPr>
+          <w:rFonts w:hint="cs"/>
+          <w:rtl/>
+          <w:lang w:bidi="ar-LB"/>
+        </w:rPr>
+        <w:t>م</w:t>
+      </w:r>
+      <w:r>
+        <w:rPr>
+          <w:rFonts w:hint="cs"/>
+          <w:rtl/>
+          <w:lang w:bidi="ar-LB"/>
+        </w:rPr>
+        <w:t xml:space="preserve"> الأبيض في إصحاح 7. فمَن ذُكروا أخيرًا وقفوا أمام العرش والخروف. إن كل مَن كانوا منهم هم أمام عرش الله، يتعبدون في هيكله والخروف سيعزيهم. هنا بالمقابل إن كان في السبيل الذي على الغالبين السير فيه، وأيضًا في المكانة التي صارت من نصيبهم جراء ذلك، تظهر</w:t>
+      </w:r>
+      <w:r>
+        <w:rPr>
+          <w:rtl/>
+          <w:lang w:bidi="ar-LB"/>
+        </w:rPr>
+        <w:t xml:space="preserve"> صلة</w:t>
+      </w:r>
+      <w:r>
+        <w:rPr>
+          <w:rFonts w:hint="cs"/>
+          <w:rtl/>
+          <w:lang w:bidi="ar-LB"/>
+        </w:rPr>
+        <w:t xml:space="preserve"> خاصة بالخروف كما يظهر على الأرض. إنها البقية التي نجدها في المزامير (بالأخص في مزمور 1 </w:t>
+      </w:r>
+      <w:r>
+        <w:rPr>
+          <w:rtl/>
+          <w:lang w:bidi="ar-LB"/>
+        </w:rPr>
+        <w:t>–</w:t>
+      </w:r>
+      <w:r>
+        <w:rPr>
+          <w:rFonts w:hint="cs"/>
+          <w:rtl/>
+          <w:lang w:bidi="ar-LB"/>
+        </w:rPr>
+        <w:t xml:space="preserve"> 41). ولكن مع أنهم مع الملك عند ظهوره على الأرض، إلا أنهم سيكونون قد افتُدوا من بين الناس، قبل أن يجيء المسيح إلى الأرض، والترنيمة التي يتعلمون ترنيمها، سيرنمها الشيوخ والكائنات </w:t>
+      </w:r>
+      <w:hyperlink r:id="rId9" w:anchor=":~:text=Sie%20sind%20nicht%20bei%20ihnen%2C" w:history="1">
+        <w:r>
+          <w:rPr>
+            <w:rStyle w:val="Hyperlink"/>
+            <w:rFonts w:hint="cs"/>
+            <w:rtl/>
+            <w:lang w:bidi="ar-LB"/>
+          </w:rPr>
+          <w:t>الحية</w:t>
+        </w:r>
+      </w:hyperlink>
+      <w:r>
+        <w:rPr>
+          <w:rFonts w:hint="cs"/>
+          <w:rtl/>
+          <w:lang w:bidi="ar-LB"/>
+        </w:rPr>
+        <w:t>.</w:t>
       </w:r>
     </w:p>
     <w:sectPr>
@@ -357,83 +318,6 @@
       </w:pPr>
       <w:r>
         <w:continuationSeparator/>
-      </w:r>
-    </w:p>
-  </w:footnote>
-  <w:footnote w:id="1">
-    <w:p>
-      <w:pPr>
-        <w:pStyle w:val="FootnoteText"/>
-        <w:rPr>
-          <w:b/>
-          <w:bCs/>
-          <w:sz w:val="26"/>
-          <w:szCs w:val="26"/>
-        </w:rPr>
-      </w:pPr>
-      <w:r>
-        <w:rPr>
-          <w:rStyle w:val="FootnoteReference"/>
-          <w:b/>
-          <w:bCs/>
-          <w:sz w:val="26"/>
-          <w:szCs w:val="26"/>
-        </w:rPr>
-        <w:footnoteRef/>
-      </w:r>
-      <w:r>
-        <w:rPr>
-          <w:b/>
-          <w:bCs/>
-          <w:sz w:val="26"/>
-          <w:szCs w:val="26"/>
-          <w:rtl/>
-        </w:rPr>
-        <w:t xml:space="preserve"> </w:t>
-      </w:r>
-      <w:r>
-        <w:rPr>
-          <w:rFonts w:hint="cs"/>
-          <w:b/>
-          <w:bCs/>
-          <w:sz w:val="26"/>
-          <w:szCs w:val="26"/>
-          <w:rtl/>
-        </w:rPr>
-        <w:t>إنه لأمر ملفت بأن ديانة متشكلة من هيئات ظاهرة معتمدة من جهة تعيينها على أقوال قديمة يتركها مَن حصلوا على الحق لأجل الحق، هي المحرضة المنتظمة والمعتادة على الاضطهادات على الرغم من إمكانيتها في استخدام الآخرين لتنفيذها. هذا ما حدث مع اليهود وهذا ما</w:t>
-      </w:r>
-      <w:r>
-        <w:rPr>
-          <w:rFonts w:hint="cs"/>
-          <w:b/>
-          <w:bCs/>
-          <w:sz w:val="26"/>
-          <w:szCs w:val="26"/>
-          <w:rtl/>
-        </w:rPr>
-        <w:t xml:space="preserve"> قد</w:t>
-      </w:r>
-      <w:r>
-        <w:rPr>
-          <w:rFonts w:hint="cs"/>
-          <w:b/>
-          <w:bCs/>
-          <w:sz w:val="26"/>
-          <w:szCs w:val="26"/>
-          <w:rtl/>
-        </w:rPr>
-        <w:t xml:space="preserve"> تكرر حدوثه في تاريخ العالم العام. إن ديانة كهذه دائمًا ما ستكون ديانة باطلة</w:t>
-      </w:r>
-      <w:r>
-        <w:rPr>
-          <w:rFonts w:hint="cs"/>
-          <w:b/>
-          <w:bCs/>
-          <w:sz w:val="26"/>
-          <w:szCs w:val="26"/>
-          <w:rtl/>
-        </w:rPr>
-        <w:t xml:space="preserve"> بالنظر إلى الحق، حتى وإن كانت لا تزال تحتفظ بأفراد وربما بحقائق هامة. فالحقائق التي تختبر القلب وطاعته غير متوفرة فيها.</w:t>
       </w:r>
     </w:p>
   </w:footnote>
